--- a/Wire Shark.docx
+++ b/Wire Shark.docx
@@ -89,7 +89,7 @@
           <w:szCs w:val="48"/>
           <w:lang w:val="en-US"/>
         </w:rPr>
-        <w:t>25</w:t>
+        <w:t>30</w:t>
       </w:r>
     </w:p>
     <w:p>
@@ -123,7 +123,7 @@
           <w:szCs w:val="48"/>
           <w:lang w:val="en-US"/>
         </w:rPr>
-        <w:t>Lubaba Khalid</w:t>
+        <w:t>sidra siddique</w:t>
       </w:r>
       <w:bookmarkStart w:id="0" w:name="_GoBack"/>
       <w:bookmarkEnd w:id="0"/>
@@ -1208,7 +1208,7 @@
     <w:lsdException w:qFormat="1" w:unhideWhenUsed="0" w:uiPriority="10" w:semiHidden="0" w:name="Title"/>
     <w:lsdException w:uiPriority="99" w:name="Closing"/>
     <w:lsdException w:uiPriority="99" w:name="Signature"/>
-    <w:lsdException w:uiPriority="1" w:semiHidden="0" w:name="Default Paragraph Font"/>
+    <w:lsdException w:qFormat="1" w:uiPriority="1" w:semiHidden="0" w:name="Default Paragraph Font"/>
     <w:lsdException w:uiPriority="99" w:name="Body Text"/>
     <w:lsdException w:uiPriority="99" w:name="Body Text Indent"/>
     <w:lsdException w:uiPriority="99" w:name="List Continue"/>
@@ -1246,7 +1246,7 @@
     <w:lsdException w:uiPriority="99" w:name="HTML Sample"/>
     <w:lsdException w:uiPriority="99" w:name="HTML Typewriter"/>
     <w:lsdException w:uiPriority="99" w:name="HTML Variable"/>
-    <w:lsdException w:uiPriority="99" w:name="Normal Table"/>
+    <w:lsdException w:qFormat="1" w:uiPriority="99" w:name="Normal Table"/>
     <w:lsdException w:uiPriority="99" w:name="annotation subject"/>
     <w:lsdException w:uiPriority="99" w:name="Table Simple 1"/>
     <w:lsdException w:uiPriority="99" w:name="Table Simple 2"/>
@@ -1636,12 +1636,14 @@
   <w:style w:type="character" w:default="1" w:styleId="11">
     <w:name w:val="Default Paragraph Font"/>
     <w:unhideWhenUsed/>
+    <w:qFormat/>
     <w:uiPriority w:val="1"/>
   </w:style>
   <w:style w:type="table" w:default="1" w:styleId="12">
     <w:name w:val="Normal Table"/>
     <w:semiHidden/>
     <w:unhideWhenUsed/>
+    <w:qFormat/>
     <w:uiPriority w:val="99"/>
     <w:tblPr>
       <w:tblCellMar>
@@ -1724,6 +1726,7 @@
     <w:basedOn w:val="11"/>
     <w:link w:val="4"/>
     <w:semiHidden/>
+    <w:qFormat/>
     <w:uiPriority w:val="9"/>
     <w:rPr>
       <w:rFonts w:eastAsiaTheme="majorEastAsia" w:cstheme="majorBidi"/>
@@ -1750,6 +1753,7 @@
     <w:basedOn w:val="11"/>
     <w:link w:val="6"/>
     <w:semiHidden/>
+    <w:qFormat/>
     <w:uiPriority w:val="9"/>
     <w:rPr>
       <w:rFonts w:eastAsiaTheme="majorEastAsia" w:cstheme="majorBidi"/>
@@ -1761,6 +1765,7 @@
     <w:basedOn w:val="11"/>
     <w:link w:val="7"/>
     <w:semiHidden/>
+    <w:qFormat/>
     <w:uiPriority w:val="9"/>
     <w:rPr>
       <w:rFonts w:eastAsiaTheme="majorEastAsia" w:cstheme="majorBidi"/>
@@ -1801,6 +1806,7 @@
     <w:basedOn w:val="11"/>
     <w:link w:val="9"/>
     <w:semiHidden/>
+    <w:qFormat/>
     <w:uiPriority w:val="9"/>
     <w:rPr>
       <w:rFonts w:eastAsiaTheme="majorEastAsia" w:cstheme="majorBidi"/>
@@ -1840,6 +1846,7 @@
     <w:name w:val="Title Char"/>
     <w:basedOn w:val="11"/>
     <w:link w:val="14"/>
+    <w:qFormat/>
     <w:uiPriority w:val="10"/>
     <w:rPr>
       <w:rFonts w:asciiTheme="majorHAnsi" w:hAnsiTheme="majorHAnsi" w:eastAsiaTheme="majorEastAsia" w:cstheme="majorBidi"/>
